--- a/Persona #3.docx
+++ b/Persona #3.docx
@@ -89,7 +89,7 @@
                 <w:szCs w:val="20"/>
               </w:rPr>
               <w:drawing>
-                <wp:inline distT="0" distB="0" distL="0" distR="0" wp14:anchorId="08718C67" wp14:editId="1D6DE56B">
+                <wp:inline distT="0" distB="0" distL="0" distR="0" wp14:anchorId="08718C67" wp14:editId="41AA0651">
                   <wp:extent cx="1670050" cy="1670050"/>
                   <wp:effectExtent l="0" t="0" r="6350" b="6350"/>
                   <wp:docPr id="2050214023" name="Picture 1"/>
@@ -507,7 +507,25 @@
                 <w:color w:val="000000" w:themeColor="text1"/>
                 <w:szCs w:val="20"/>
               </w:rPr>
-              <w:t>Saving for a vegepod to grow strawberries</w:t>
+              <w:t xml:space="preserve">Saving for a </w:t>
+            </w:r>
+            <w:proofErr w:type="spellStart"/>
+            <w:r>
+              <w:rPr>
+                <w:rFonts w:ascii="Calibri" w:hAnsi="Calibri" w:cs="Calibri"/>
+                <w:color w:val="000000" w:themeColor="text1"/>
+                <w:szCs w:val="20"/>
+              </w:rPr>
+              <w:t>vegepod</w:t>
+            </w:r>
+            <w:proofErr w:type="spellEnd"/>
+            <w:r>
+              <w:rPr>
+                <w:rFonts w:ascii="Calibri" w:hAnsi="Calibri" w:cs="Calibri"/>
+                <w:color w:val="000000" w:themeColor="text1"/>
+                <w:szCs w:val="20"/>
+              </w:rPr>
+              <w:t xml:space="preserve"> to grow strawberries</w:t>
             </w:r>
           </w:p>
           <w:p>
@@ -3514,6 +3532,7 @@
           <w:szCs w:val="22"/>
         </w:rPr>
       </w:pPr>
+      <w:proofErr w:type="spellStart"/>
       <w:r>
         <w:rPr>
           <w:rFonts w:ascii="Calibri" w:hAnsi="Calibri" w:cs="Calibri"/>
@@ -3522,6 +3541,7 @@
         </w:rPr>
         <w:t>DeepAI</w:t>
       </w:r>
+      <w:proofErr w:type="spellEnd"/>
       <w:r>
         <w:rPr>
           <w:rFonts w:ascii="Calibri" w:hAnsi="Calibri" w:cs="Calibri"/>
@@ -8814,19 +8834,6 @@
 </file>
 
 <file path=customXml/item2.xml><?xml version="1.0" encoding="utf-8"?>
-<?mso-contentType ?>
-<FormTemplates xmlns="http://schemas.microsoft.com/sharepoint/v3/contenttype/forms">
-  <Display>DocumentLibraryForm</Display>
-  <Edit>AssetEditForm</Edit>
-  <New>DocumentLibraryForm</New>
-</FormTemplates>
-</file>
-
-<file path=customXml/item3.xml><?xml version="1.0" encoding="utf-8"?>
-<b:Sources xmlns:b="http://schemas.openxmlformats.org/officeDocument/2006/bibliography" xmlns="http://schemas.openxmlformats.org/officeDocument/2006/bibliography" SelectedStyle="/APASixthEditionOfficeOnline.xsl" StyleName="APA" Version="6"/>
-</file>
-
-<file path=customXml/item4.xml><?xml version="1.0" encoding="utf-8"?>
 <ct:contentTypeSchema xmlns:ct="http://schemas.microsoft.com/office/2006/metadata/contentType" xmlns:ma="http://schemas.microsoft.com/office/2006/metadata/properties/metaAttributes" ct:_="" ma:_="" ma:contentTypeName="TemplateFile" ma:contentTypeID="0x0101006EDDDB5EE6D98C44930B742096920B300400F5B6D36B3EF94B4E9A635CDF2A18F5B8" ma:contentTypeVersion="72" ma:contentTypeDescription="Create a new document." ma:contentTypeScope="" ma:versionID="a23e56308344d904b51738559c3d67c9">
   <xsd:schema xmlns:xsd="http://www.w3.org/2001/XMLSchema" xmlns:xs="http://www.w3.org/2001/XMLSchema" xmlns:p="http://schemas.microsoft.com/office/2006/metadata/properties" xmlns:ns2="4873beb7-5857-4685-be1f-d57550cc96cc" targetNamespace="http://schemas.microsoft.com/office/2006/metadata/properties" ma:root="true" ma:fieldsID="cd0908cc4600e77bf5da051303e00c8d" ns2:_="">
     <xsd:import namespace="4873beb7-5857-4685-be1f-d57550cc96cc"/>
@@ -9866,6 +9873,19 @@
 </ct:contentTypeSchema>
 </file>
 
+<file path=customXml/item3.xml><?xml version="1.0" encoding="utf-8"?>
+<b:Sources xmlns:b="http://schemas.openxmlformats.org/officeDocument/2006/bibliography" xmlns="http://schemas.openxmlformats.org/officeDocument/2006/bibliography" SelectedStyle="/APASixthEditionOfficeOnline.xsl" StyleName="APA" Version="6"/>
+</file>
+
+<file path=customXml/item4.xml><?xml version="1.0" encoding="utf-8"?>
+<?mso-contentType ?>
+<FormTemplates xmlns="http://schemas.microsoft.com/sharepoint/v3/contenttype/forms">
+  <Display>DocumentLibraryForm</Display>
+  <Edit>AssetEditForm</Edit>
+  <New>DocumentLibraryForm</New>
+</FormTemplates>
+</file>
+
 <file path=customXml/itemProps1.xml><?xml version="1.0" encoding="utf-8"?>
 <ds:datastoreItem xmlns:ds="http://schemas.openxmlformats.org/officeDocument/2006/customXml" ds:itemID="{CBD348DC-98DA-4004-8F63-30B02DAA0E87}">
   <ds:schemaRefs>
@@ -9877,22 +9897,6 @@
 </file>
 
 <file path=customXml/itemProps2.xml><?xml version="1.0" encoding="utf-8"?>
-<ds:datastoreItem xmlns:ds="http://schemas.openxmlformats.org/officeDocument/2006/customXml" ds:itemID="{52170F79-8AD9-4618-841D-AB232407957C}">
-  <ds:schemaRefs>
-    <ds:schemaRef ds:uri="http://schemas.microsoft.com/sharepoint/v3/contenttype/forms"/>
-  </ds:schemaRefs>
-</ds:datastoreItem>
-</file>
-
-<file path=customXml/itemProps3.xml><?xml version="1.0" encoding="utf-8"?>
-<ds:datastoreItem xmlns:ds="http://schemas.openxmlformats.org/officeDocument/2006/customXml" ds:itemID="{EDB13EB8-44E8-401C-A1E5-6A68E23AEDB2}">
-  <ds:schemaRefs>
-    <ds:schemaRef ds:uri="http://schemas.openxmlformats.org/officeDocument/2006/bibliography"/>
-  </ds:schemaRefs>
-</ds:datastoreItem>
-</file>
-
-<file path=customXml/itemProps4.xml><?xml version="1.0" encoding="utf-8"?>
 <ds:datastoreItem xmlns:ds="http://schemas.openxmlformats.org/officeDocument/2006/customXml" ds:itemID="{9DB327D7-915C-4567-B4AD-E43B816B4266}">
   <ds:schemaRefs>
     <ds:schemaRef ds:uri="http://schemas.microsoft.com/office/2006/metadata/contentType"/>
@@ -9908,4 +9912,20 @@
     <ds:schemaRef ds:uri="http://schemas.microsoft.com/internal/obd"/>
   </ds:schemaRefs>
 </ds:datastoreItem>
+</file>
+
+<file path=customXml/itemProps3.xml><?xml version="1.0" encoding="utf-8"?>
+<ds:datastoreItem xmlns:ds="http://schemas.openxmlformats.org/officeDocument/2006/customXml" ds:itemID="{EDB13EB8-44E8-401C-A1E5-6A68E23AEDB2}">
+  <ds:schemaRefs>
+    <ds:schemaRef ds:uri="http://schemas.openxmlformats.org/officeDocument/2006/bibliography"/>
+  </ds:schemaRefs>
+</ds:datastoreItem>
+</file>
+
+<file path=customXml/itemProps4.xml><?xml version="1.0" encoding="utf-8"?>
+<ds:datastoreItem xmlns:ds="http://schemas.openxmlformats.org/officeDocument/2006/customXml" ds:itemID="{52170F79-8AD9-4618-841D-AB232407957C}">
+  <ds:schemaRefs>
+    <ds:schemaRef ds:uri="http://schemas.microsoft.com/sharepoint/v3/contenttype/forms"/>
+  </ds:schemaRefs>
+</ds:datastoreItem>
 </file>